--- a/fra/docx/44.content.docx
+++ b/fra/docx/44.content.docx
@@ -11,6 +11,15 @@
         <w:pStyle w:val="Heading2"/>
       </w:pPr>
       <w:r>
+        <w:t>Resource: Notes d'étude (Tyndale)</w:t>
+      </w:r>
+      <w:r/>
+    </w:p>
+    <w:p>
+      <w:pPr>
+        <w:pStyle w:val="Heading2"/>
+      </w:pPr>
+      <w:r>
         <w:t>License Information</w:t>
       </w:r>
       <w:r/>
@@ -21,7 +30,7 @@
         <w:rPr>
           <w:b/>
         </w:rPr>
-        <w:t>Study Notes (Tyndale)</w:t>
+        <w:t>Notes d'étude (Tyndale)</w:t>
       </w:r>
       <w:r>
         <w:t xml:space="preserve"> (French) is based on</w:t>
@@ -74,7 +83,7 @@
         <w:pStyle w:val="Heading1"/>
       </w:pPr>
       <w:r>
-        <w:t>Study Notes (Tyndale)</w:t>
+        <w:t>Notes d'étude (Tyndale)</w:t>
       </w:r>
     </w:p>
     <w:p>
@@ -83,6 +92,51 @@
           <w:headerReference w:type="even" r:id="rId8"/>
           <w:headerReference w:type="default" r:id="rId9"/>
           <w:footerReference w:type="default" r:id="rId10"/>
+          <w:footnotePr>
+            <w:numRestart w:val="eachSect"/>
+          </w:footnotePr>
+          <w:type w:val="continuous"/>
+          <w:pgSz w:w="12240" w:h="15840" w:code="1"/>
+          <w:pgMar w:top="1440" w:right="1440" w:bottom="1440" w:left="1440" w:header="504" w:footer="504" w:gutter="0"/>
+          <w:cols w:space="708"/>
+          <w:titlePg/>
+          <w:docGrid w:linePitch="360"/>
+        </w:sectPr>
+      </w:pPr>
+    </w:p>
+    <w:p>
+      <w:r/>
+    </w:p>
+    <w:p>
+      <w:pPr>
+        <w:pStyle w:val="Heading2"/>
+      </w:pPr>
+      <w:r>
+        <w:t>ACT</w:t>
+      </w:r>
+      <w:r/>
+    </w:p>
+    <w:p>
+      <w:r/>
+      <w:r>
+        <w:rPr>
+          <w:i/>
+        </w:rPr>
+        <w:t>Actes 1.1–3, Actes 1.3, Actes 1.4, Actes 1.5, Actes 1.6–11, Actes 1.8, Actes 1.10, Actes 1.11, Actes 1.12, Actes 1.13, Actes 1.13–26, Actes 1.14, Actes 1.16–17, Actes 1.18–19, Actes 1.20–21, Actes 1.21–22, Actes 1.23–26, Actes 2.1–4, Actes 2.4, Actes 2.5–11, Actes 2.9–11, Actes 2.10–11, Actes 2.14–36, Actes 2.17–21, Actes 2.23–28, Actes 2.27, Actes 2.32–36, Actes 2.34–35, Actes 2.37–38, Actes 2.42, Actes 2.42–47, Actes 3.1–11, Actes 3.6, Actes 3.10–11, Actes 3.12–26, Actes 3.15, Actes 3.17, Actes 3.19, Actes 3.19–21, Actes 3.22, Actes 3.23, Actes 3.25, Actes 4.1, Actes 4.1–22, Actes 4.4, Actes 4.13, Actes 4.16–18, Actes 4.19–20, Actes 4.23–31, Actes 4.25–26, Actes 4.26, Actes 4.28, Actes 4.32–35, Actes 4.36–37, Actes 5.1–11, Actes 5.3–4, Actes 5.11, Actes 5.12–16, Actes 5.13, Actes 5.17–40, Actes 5.19–20, Actes 5.29, Actes 5.30–32, Actes 5.33–40, Actes 5.34, Actes 5.36–37, Actes 6.1, Actes 6.2–6, Actes 6.7, Actes 6.8–15, Actes 6.15, Actes 7.1–53, Actes 7.8, Actes 7.14, Actes 7.16, Actes 7.37, Actes 7.39–40, Actes 7.42–43, Actes 7.48–50, Actes 7.51, Actes 7.55–56, Actes 7.57, Actes 7.58, Actes 7.59–60, Actes 8.1–4, Actes 8.7, Actes 8.9–24, Actes 8.14–17, Actes 8.24, Actes 8.26–40, Actes 8.27, Actes 8.29, Actes 8.32–33, Actes 8.39–40, Actes 9.1–19, Actes 9.2, Actes 9.10, Actes 9.15, Actes 9.16, Actes 9.17, Actes 9.20–21, Actes 9.22–25, Actes 9.26–28, Actes 9.29, Actes 9.30, Actes 9.31, Actes 9.32–43, Actes 9.43, Actes 10.1–8, Actes 10.2, Actes 10.3, Actes 10.9–16, Actes 10.14, Actes 10.17, Actes 10.25–26, Actes 10.34–35, Actes 10.36–43, Actes 10.43, Actes 10.44–48, Actes 10.48, Actes 11.1–18, Actes 11.4–17, Actes 11.18, Actes 11.19–26, Actes 11.20, Actes 11.21–24, Actes 11.25–26, Actes 11.26, Actes 11.27–28, Actes 11.28, Actes 11.29–30, Actes 11.30, Actes 12.1–5, Actes 12.4, Actes 12.5, Actes 12.6–19, Actes 12.7–11, Actes 12.12, Actes 12.13–17, Actes 12.18–23, Actes 12.24–25, Actes 13.1, Actes 13.1–3, Actes 13.3, Actes 13.4, Actes 13.5, Actes 13.6, Actes 13.6–12, Actes 13.7–8, Actes 13.9, Actes 13.10–11, Actes 13.12, Actes 13.13–14, Actes 13.14, Actes 13.15, Actes 13.16–41, Actes 13.17–22, Actes 13.22, Actes 13.23–25, Actes 13.26–37, Actes 13.31, Actes 13.38–41, Actes 13.39, Actes 13.40–41, Actes 13.42–43, Actes 13.43, Actes 13.44–49, Actes 13.50–51, Actes 13.52, Actes 14.1, Actes 14.2, Actes 14.3, Actes 14.4, Actes 14.6, Actes 14.8–20, Actes 14.9, Actes 14.11–13, Actes 14.13–18, Actes 14.19–20, Actes 14.20, Actes 14.22–23, Actes 14.26–28, Actes 15.1, Actes 15.2–3, Actes 15.4–21, Actes 15.5, Actes 15.7–11, Actes 15.13–19, Actes 15.14, Acte 15.15–19, Actes 15.20, Actes 15.22–29, Actes 15.29, Actes 15.30–31, Actes 15.36–41, Actes 15.40–41, Actes 16.1–3, Actes 16.3, Actes 16.4–5, Actes 16.6–10, Actes 16.8, Actes 16.9–10, Actes 16.10, Actes 16.11, Actes 16.12, Actes 16.13, Actes 16.13–36, Actes 16.14–15, Actes 16.16–18, Actes 16.19–21, Actes 16.22–24, Actes des apôtres 16.25, Actes 16.26, Actes 16.27, Actes 16.27–36, Actes 16.29–30, Actes 16.31–34, Actes 16.37–39, Actes 16.40, Actes 17.1–3, Actes 17.1–9, Actes 17.4, Actes 17.5–7, Actes 17.8–9, Actes 17.10–12, Actes 17.13–15, Actes 17.16–17, Actes 17.16–34, Actes 17.18, Actes 17.22–31, Actes 17.30, Actes 17.32, Actes 17.34, Actes 18.1, Actes 18.1–17, Actes 18.2–3, Actes 18.4–6, Actes 18.7, Actes 18.9–10, Actes 18.12–13, Actes 18.14–17, Actes 18.17, Actes 18.18, Actes 18.19–23, Actes 18.21, Actes 18.23, Actes 18.23–19.41, Actes 18.24–26, Actes 19.1–7, Actes 19.6, Actes 19.10, Actes 19.11–12, Actes 19.13–16, Actes 19.17–19, Actes 19.20, Actes 19.21–22, Actes 19.23, Actes 19.23–42, Actes 19.24, Actes 19.24–34, Actes 19.27, Actes 19.29, Actes 19.31, Actes 19.35, Actes 19.35–41, Actes 20:1–2, Actes 20.2–3, Actes 20.4, Actes 20.5–15, Actes 20.7–12, Actes 20.13–15, Actes 20.16, Actes 20.17, Actes 20.18–38, Actes 20.23, Actes 20.26, Actes 20.28, Actes 20.29–30, Actes 20.35, Actes 20.38, Actes 21.1, Actes 21.1–18, Actes 21.2–3, Actes 21.4–6, Actes 21.7, Actes 21.8, Actes 21.9, Actes 21.10, Actes 21.11–14, Actes 21.18–19, Actes 21.20–25, Actes 21.26–36, Actes 21.28–29, Actes 21.30, Actes 21.31, Actes 21.34, Actes 21.37–40, Actes 22.1–21, Actes 22.3, Actes 22.12–16, Actes 22.14, Actes 22.16, Actes 22.17–22, Actes 22.23, Actes 22.25–29, Actes 22.28, Actes 23.1, Actes 23.2, Actes 23.3, Actes 23.5, Actes 23.6, Actes 23.7–10, Actes 23.11, Actes 23.12–15, Actes 23.16–22, Actes 23.23–35, Actes 23.24, Actes 23.26–30, Actes 23.31, Actes 23.35, Actes 24.1–4, Actes 24.1–27, Actes 24.5, Actes 24.6, Actes 24.10–21, Actes 24.14, Actes 24.15, Actes 24.16, Actes 24.17, Actes 24.22, Actes 24.23, Actes 24.24, Actes 24.25, Actes 24.26–27, Actes 24.27–25.5, Actes 25.7, Actes 25.9, Actes 25.10–11, Actes 25.12, Actes 25.13–22, Actes 25.16, Actes 25.17, Actes 25.18–20, Actes 25.23–27, Actes 26.1–23, Actes 26.12–18, Actes 26.17–18, Actes 26.22–23, Actes 26.24, Actes 26.26, Actes 26.27–28, Actes 26.28, Actes 26.29, Actes 26.31, Actes 26.32, Actes 27.1, Actes 27.1–28.16, Actes 27.2, Actes 27.3, Actes 27.4–6, Actes 27.7, Actes 27.8, Actes 27.9, Actes 27.10–11, Actes 27.12, Actes 27.14–16, Actes 27.17, Actes 27.18–20, Actes 27.21–26, Actes 27.27, Actes 27.30–32, Actes 27.33–35, Actes 27.36–37, Actes 27.39–41, Actes 27.42–44, Actes 28.1, Actes 28.3–6, Actes 28.8–9, Actes 28.10, Actes 28.11, Actes 28.11–16, Actes 28.12, Actes 28.13–14, Actes 28.15, Actes 28.16, Acts 28.17–20, Actes 28.21–22, Actes 28.23, Actes 28.24, Actes 28.25–28, Actes 28.28, Acts 28.31</w:t>
+      </w:r>
+      <w:r/>
+    </w:p>
+    <w:p>
+      <w:r/>
+      <w:r>
+        <w:t xml:space="preserve"> </w:t>
+      </w:r>
+      <w:r/>
+      <w:r/>
+    </w:p>
+    <w:p>
+      <w:pPr>
+        <w:sectPr>
           <w:footnotePr>
             <w:numRestart w:val="eachSect"/>
           </w:footnotePr>

--- a/fra/docx/44.content.docx
+++ b/fra/docx/44.content.docx
@@ -163,13 +163,6 @@
         <w:rPr>
           <w:lang w:val="fr_FR" w:bidi="fr_FR"/>
         </w:rPr>
-      </w:r>
-      <w:r>
-        <w:rPr>
-          <w:i/>
-          <w:lang w:val="fr_FR" w:bidi="fr_FR"/>
-        </w:rPr>
-        <w:t>Actes 1.1–3, Actes 1.3, Actes 1.4, Actes 1.5, Actes 1.6–11, Actes 1.8, Actes 1.10, Actes 1.11, Actes 1.12, Actes 1.13, Actes 1.13–26, Actes 1.14, Actes 1.16–17, Actes 1.18–19, Actes 1.20–21, Actes 1.21–22, Actes 1.23–26, Actes 2.1–4, Actes 2.4, Actes 2.5–11, Actes 2.9–11, Actes 2.10–11, Actes 2.14–36, Actes 2.17–21, Actes 2.23–28, Actes 2.27, Actes 2.32–36, Actes 2.34–35, Actes 2.37–38, Actes 2.42, Actes 2.42–47, Actes 3.1–11, Actes 3.6, Actes 3.10–11, Actes 3.12–26, Actes 3.15, Actes 3.17, Actes 3.19, Actes 3.19–21, Actes 3.22, Actes 3.23, Actes 3.25, Actes 4.1, Actes 4.1–22, Actes 4.4, Actes 4.13, Actes 4.16–18, Actes 4.19–20, Actes 4.23–31, Actes 4.25–26, Actes 4.26, Actes 4.28, Actes 4.32–35, Actes 4.36–37, Actes 5.1–11, Actes 5.3–4, Actes 5.11, Actes 5.12–16, Actes 5.13, Actes 5.17–40, Actes 5.19–20, Actes 5.29, Actes 5.30–32, Actes 5.33–40, Actes 5.34, Actes 5.36–37, Actes 6.1, Actes 6.2–6, Actes 6.7, Actes 6.8–15, Actes 6.15, Actes 7.1–53, Actes 7.8, Actes 7.14, Actes 7.16, Actes 7.37, Actes 7.39–40, Actes 7.42–43, Actes 7.48–50, Actes 7.51, Actes 7.55–56, Actes 7.57, Actes 7.58, Actes 7.59–60, Actes 8.1–4, Actes 8.7, Actes 8.9–24, Actes 8.14–17, Actes 8.24, Actes 8.26–40, Actes 8.27, Actes 8.29, Actes 8.32–33, Actes 8.39–40, Actes 9.1–19, Actes 9.2, Actes 9.10, Actes 9.15, Actes 9.16, Actes 9.17, Actes 9.20–21, Actes 9.22–25, Actes 9.26–28, Actes 9.29, Actes 9.30, Actes 9.31, Actes 9.32–43, Actes 9.43, Actes 10.1–8, Actes 10.2, Actes 10.3, Actes 10.9–16, Actes 10.14, Actes 10.17, Actes 10.25–26, Actes 10.34–35, Actes 10.36–43, Actes 10.43, Actes 10.44–48, Actes 10.48, Actes 11.1–18, Actes 11.4–17, Actes 11.18, Actes 11.19–26, Actes 11.20, Actes 11.21–24, Actes 11.25–26, Actes 11.26, Actes 11.27–28, Actes 11.28, Actes 11.29–30, Actes 11.30, Actes 12.1–5, Actes 12.4, Actes 12.5, Actes 12.6–19, Actes 12.7–11, Actes 12.12, Actes 12.13–17, Actes 12.18–23, Actes 12.24–25, Actes 13.1, Actes 13.1–3, Actes 13.3, Actes 13.4, Actes 13.5, Actes 13.6, Actes 13.6–12, Actes 13.7–8, Actes 13.9, Actes 13.10–11, Actes 13.12, Actes 13.13–14, Actes 13.14, Actes 13.15, Actes 13.16–41, Actes 13.17–22, Actes 13.22, Actes 13.23–25, Actes 13.26–37, Actes 13.31, Actes 13.38–41, Actes 13.39, Actes 13.40–41, Actes 13.42–43, Actes 13.43, Actes 13.44–49, Actes 13.50–51, Actes 13.52, Actes 14.1, Actes 14.2, Actes 14.3, Actes 14.4, Actes 14.6, Actes 14.8–20, Actes 14.9, Actes 14.11–13, Actes 14.13–18, Actes 14.19–20, Actes 14.20, Actes 14.22–23, Actes 14.26–28, Actes 15.1, Actes 15.2–3, Actes 15.4–21, Actes 15.5, Actes 15.7–11, Actes 15.13–19, Actes 15.14, Acte 15.15–19, Actes 15.20, Actes 15.22–29, Actes 15.29, Actes 15.30–31, Actes 15.36–41, Actes 15.40–41, Actes 16.1–3, Actes 16.3, Actes 16.4–5, Actes 16.6–10, Actes 16.8, Actes 16.9–10, Actes 16.10, Actes 16.11, Actes 16.12, Actes 16.13, Actes 16.13–36, Actes 16.14–15, Actes 16.16–18, Actes 16.19–21, Actes 16.22–24, Actes des apôtres 16.25, Actes 16.26, Actes 16.27, Actes 16.27–36, Actes 16.29–30, Actes 16.31–34, Actes 16.37–39, Actes 16.40, Actes 17.1–3, Actes 17.1–9, Actes 17.4, Actes 17.5–7, Actes 17.8–9, Actes 17.10–12, Actes 17.13–15, Actes 17.16–17, Actes 17.16–34, Actes 17.18, Actes 17.22–31, Actes 17.30, Actes 17.32, Actes 17.34, Actes 18.1, Actes 18.1–17, Actes 18.2–3, Actes 18.4–6, Actes 18.7, Actes 18.9–10, Actes 18.12–13, Actes 18.14–17, Actes 18.17, Actes 18.18, Actes 18.19–23, Actes 18.21, Actes 18.23, Actes 18.23–19.41, Actes 18.24–26, Actes 19.1–7, Actes 19.6, Actes 19.10, Actes 19.11–12, Actes 19.13–16, Actes 19.17–19, Actes 19.20, Actes 19.21–22, Actes 19.23, Actes 19.23–42, Actes 19.24, Actes 19.24–34, Actes 19.27, Actes 19.29, Actes 19.31, Actes 19.35, Actes 19.35–41, Actes 20:1–2, Actes 20.2–3, Actes 20.4, Actes 20.5–15, Actes 20.7–12, Actes 20.13–15, Actes 20.16, Actes 20.17, Actes 20.18–38, Actes 20.23, Actes 20.26, Actes 20.28, Actes 20.29–30, Actes 20.35, Actes 20.38, Actes 21.1, Actes 21.1–18, Actes 21.2–3, Actes 21.4–6, Actes 21.7, Actes 21.8, Actes 21.9, Actes 21.10, Actes 21.11–14, Actes 21.18–19, Actes 21.20–25, Actes 21.26–36, Actes 21.28–29, Actes 21.30, Actes 21.31, Actes 21.34, Actes 21.37–40, Actes 22.1–21, Actes 22.3, Actes 22.12–16, Actes 22.14, Actes 22.16, Actes 22.17–22, Actes 22.23, Actes 22.25–29, Actes 22.28, Actes 23.1, Actes 23.2, Actes 23.3, Actes 23.5, Actes 23.6, Actes 23.7–10, Actes 23.11, Actes 23.12–15, Actes 23.16–22, Actes 23.23–35, Actes 23.24, Actes 23.26–30, Actes 23.31, Actes 23.35, Actes 24.1–4, Actes 24.1–27, Actes 24.5, Actes 24.6, Actes 24.10–21, Actes 24.14, Actes 24.15, Actes 24.16, Actes 24.17, Actes 24.22, Actes 24.23, Actes 24.24, Actes 24.25, Actes 24.26–27, Actes 24.27–25.5, Actes 25.7, Actes 25.9, Actes 25.10–11, Actes 25.12, Actes 25.13–22, Actes 25.16, Actes 25.17, Actes 25.18–20, Actes 25.23–27, Actes 26.1–23, Actes 26.12–18, Actes 26.17–18, Actes 26.22–23, Actes 26.24, Actes 26.26, Actes 26.27–28, Actes 26.28, Actes 26.29, Actes 26.31, Actes 26.32, Actes 27.1, Actes 27.1–28.16, Actes 27.2, Actes 27.3, Actes 27.4–6, Actes 27.7, Actes 27.8, Actes 27.9, Actes 27.10–11, Actes 27.12, Actes 27.14–16, Actes 27.17, Actes 27.18–20, Actes 27.21–26, Actes 27.27, Actes 27.30–32, Actes 27.33–35, Actes 27.36–37, Actes 27.39–41, Actes 27.42–44, Actes 28.1, Actes 28.3–6, Actes 28.8–9, Actes 28.10, Actes 28.11, Actes 28.11–16, Actes 28.12, Actes 28.13–14, Actes 28.15, Actes 28.16, Acts 28.17–20, Actes 28.21–22, Actes 28.23, Actes 28.24, Actes 28.25–28, Actes 28.28, Acts 28.31</w:t>
       </w:r>
       <w:r>
         <w:rPr>

--- a/fra/docx/44.content.docx
+++ b/fra/docx/44.content.docx
@@ -19,7 +19,7 @@
         <w:rPr>
           <w:lang w:val="fr_FR" w:bidi="fr_FR"/>
         </w:rPr>
-        <w:t>Resource: Notes d'étude (Tyndale)</w:t>
+        <w:t>Resource: Tyndale Open Study Notes</w:t>
       </w:r>
       <w:r>
         <w:rPr>
@@ -112,7 +112,7 @@
         <w:rPr>
           <w:lang w:val="fr_FR" w:bidi="fr_FR"/>
         </w:rPr>
-        <w:t>Notes d'étude (Tyndale)</w:t>
+        <w:t>Tyndale Open Study Notes</w:t>
       </w:r>
     </w:p>
     <w:p>

--- a/fra/docx/44.content.docx
+++ b/fra/docx/44.content.docx
@@ -23469,7 +23469,7 @@
         <w:rPr>
           <w:lang w:val="fr_FR" w:bidi="fr_FR"/>
         </w:rPr>
-        <w:t xml:space="preserve">Consommer de la nourriture offerte à des idoles est un péché si cela implique de prendre consciemment part à un sacrifice idolâtre (voir </w:t>
+        <w:t xml:space="preserve">Consommer de la nourriture offerte à des idoles est un péché si consommer cette nourriture accompagne la participation à l'idolâtrie (voir </w:t>
       </w:r>
       <w:hyperlink r:id="rId647">
         <w:r>
@@ -23498,14 +23498,14 @@
             <w:color w:val="0000EE"/>
             <w:u w:val="single"/>
           </w:rPr>
-          <w:t xml:space="preserve">Dt 5.8 </w:t>
-        </w:r>
-      </w:hyperlink>
-      <w:r>
-        <w:rPr>
-          <w:lang w:val="fr_FR" w:bidi="fr_FR"/>
-        </w:rPr>
-        <w:t xml:space="preserve">; </w:t>
+          <w:t>Dt 5.8</w:t>
+        </w:r>
+      </w:hyperlink>
+      <w:r>
+        <w:rPr>
+          <w:lang w:val="fr_FR" w:bidi="fr_FR"/>
+        </w:rPr>
+        <w:t xml:space="preserve"> ; </w:t>
       </w:r>
       <w:hyperlink r:id="rId649">
         <w:r>
@@ -23516,14 +23516,14 @@
             <w:color w:val="0000EE"/>
             <w:u w:val="single"/>
           </w:rPr>
-          <w:t xml:space="preserve">1Co 8.4–13 </w:t>
-        </w:r>
-      </w:hyperlink>
-      <w:r>
-        <w:rPr>
-          <w:lang w:val="fr_FR" w:bidi="fr_FR"/>
-        </w:rPr>
-        <w:t xml:space="preserve">; </w:t>
+          <w:t>Ap 2.14</w:t>
+        </w:r>
+      </w:hyperlink>
+      <w:r>
+        <w:rPr>
+          <w:lang w:val="fr_FR" w:bidi="fr_FR"/>
+        </w:rPr>
+        <w:t xml:space="preserve">, </w:t>
       </w:r>
       <w:hyperlink r:id="rId650">
         <w:r>
@@ -23534,14 +23534,14 @@
             <w:color w:val="0000EE"/>
             <w:u w:val="single"/>
           </w:rPr>
-          <w:t xml:space="preserve">10.14–30 </w:t>
-        </w:r>
-      </w:hyperlink>
-      <w:r>
-        <w:rPr>
-          <w:lang w:val="fr_FR" w:bidi="fr_FR"/>
-        </w:rPr>
-        <w:t xml:space="preserve">; </w:t>
+          <w:t>20</w:t>
+        </w:r>
+      </w:hyperlink>
+      <w:r>
+        <w:rPr>
+          <w:lang w:val="fr_FR" w:bidi="fr_FR"/>
+        </w:rPr>
+        <w:t>). Pourtant, Paul enseigne que manger de la nourriture offerte à des idoles n'est pas forcément un péché en soi. Un problème se pose si le fait de consommer cette nourriture entraîne quelqu'un d'autre avec une conscience plus faible dans le péché (</w:t>
       </w:r>
       <w:hyperlink r:id="rId651">
         <w:r>
@@ -23552,14 +23552,14 @@
             <w:color w:val="0000EE"/>
             <w:u w:val="single"/>
           </w:rPr>
-          <w:t>Ap 2.14</w:t>
-        </w:r>
-      </w:hyperlink>
-      <w:r>
-        <w:rPr>
-          <w:lang w:val="fr_FR" w:bidi="fr_FR"/>
-        </w:rPr>
-        <w:t xml:space="preserve">, </w:t>
+          <w:t>1Co 8.4–13</w:t>
+        </w:r>
+      </w:hyperlink>
+      <w:r>
+        <w:rPr>
+          <w:lang w:val="fr_FR" w:bidi="fr_FR"/>
+        </w:rPr>
+        <w:t xml:space="preserve">). Paul avertit aussi des dangers de manger dans un temple païen, puisque cela équivaut à participer à l'idolâtrie. Cependant, il permet la consommation de nourriture achetée au marché ou servie à un repas sans que l'on demande à savoir d'où elle provient (c'est-à-dire sans se préoccuper de si elle a été sacrifiée dans un culte idolâtre ou non, voir </w:t>
       </w:r>
       <w:hyperlink r:id="rId652">
         <w:r>
@@ -23570,14 +23570,14 @@
             <w:color w:val="0000EE"/>
             <w:u w:val="single"/>
           </w:rPr>
-          <w:t>20</w:t>
-        </w:r>
-      </w:hyperlink>
-      <w:r>
-        <w:rPr>
-          <w:lang w:val="fr_FR" w:bidi="fr_FR"/>
-        </w:rPr>
-        <w:t>). • L'immoralité sexuelle était répandue dans le monde grec, mais cela restait un péché (</w:t>
+          <w:t>1Co 10.14–30</w:t>
+        </w:r>
+      </w:hyperlink>
+      <w:r>
+        <w:rPr>
+          <w:lang w:val="fr_FR" w:bidi="fr_FR"/>
+        </w:rPr>
+        <w:t>) • L'immoralité sexuelle était répandue dans le monde grec, mais cela restait un péché (</w:t>
       </w:r>
       <w:hyperlink r:id="rId653">
         <w:r>
@@ -23697,7 +23697,7 @@
         <w:rPr>
           <w:lang w:val="fr_FR" w:bidi="fr_FR"/>
         </w:rPr>
-        <w:t>). Ce commandement avait déjà été adressé à Noé, qui était tout autant l'ancêtre des non-juifs que des juifs (</w:t>
+        <w:t>). Ce commandement avait déjà été adressé à Noé, qui était tout autant l'ancêtre des non-Juifs que celui des Juifs (</w:t>
       </w:r>
       <w:hyperlink r:id="rId659">
         <w:r>

--- a/fra/docx/44.content.docx
+++ b/fra/docx/44.content.docx
@@ -19,7 +19,7 @@
         <w:rPr>
           <w:lang w:val="fr_FR" w:bidi="fr_FR"/>
         </w:rPr>
-        <w:t>Resource: Tyndale Open Study Notes</w:t>
+        <w:t>Resource: Aquifer Open Study Notes</w:t>
       </w:r>
       <w:r>
         <w:rPr>
@@ -112,7 +112,7 @@
         <w:rPr>
           <w:lang w:val="fr_FR" w:bidi="fr_FR"/>
         </w:rPr>
-        <w:t>Tyndale Open Study Notes</w:t>
+        <w:t>Aquifer Open Study Notes</w:t>
       </w:r>
     </w:p>
     <w:p>
